--- a/ru/wisdom-stories/doctors-office.docx
+++ b/ru/wisdom-stories/doctors-office.docx
@@ -178,7 +178,7 @@
         <w:rPr>
           <w:lang/>
         </w:rPr>
-        <w:t xml:space="preserve"> Добрые намерения не всегда приводят к доброму результату. Прежде чем помогать, спросить, выслушать и понять ситуацию — тоже проявление заботы.</w:t>
+        <w:t xml:space="preserve"> Добрые намерения не всегда приводят к доброму результату. Спросить, выслушать и понять ситуацию, прежде чем помогать, — тоже проявление заботы.</w:t>
       </w:r>
     </w:p>
     <w:p>
